--- a/1 SEMESTRE/Projeto Integrador/Ferramentas WEB.docx
+++ b/1 SEMESTRE/Projeto Integrador/Ferramentas WEB.docx
@@ -177,6 +177,14 @@
     </w:p>
     <w:p>
       <w:pPr>
+        <w:pStyle w:val="NomeAlunoFATEC"/>
+      </w:pPr>
+      <w:r>
+        <w:t>NEANDRO BUENO VIEIRA</w:t>
+      </w:r>
+    </w:p>
+    <w:p>
+      <w:pPr>
         <w:spacing w:line="360" w:lineRule="auto"/>
         <w:jc w:val="center"/>
         <w:rPr>
@@ -367,6 +375,7 @@
         </w:rPr>
       </w:pPr>
       <w:r>
+        <w:lastRenderedPageBreak/>
         <w:t>1</w:t>
       </w:r>
       <w:r>
@@ -384,7 +393,6 @@
         <w:pStyle w:val="TtuloElemPr-TextuaisFATEC"/>
       </w:pPr>
       <w:r>
-        <w:lastRenderedPageBreak/>
         <w:t>SUMÁRIO</w:t>
       </w:r>
     </w:p>
@@ -544,21 +552,7 @@
             <w:rStyle w:val="Hyperlink"/>
             <w:noProof/>
           </w:rPr>
-          <w:t>Frameworks Fron</w:t>
-        </w:r>
-        <w:r>
-          <w:rPr>
-            <w:rStyle w:val="Hyperlink"/>
-            <w:noProof/>
-          </w:rPr>
-          <w:t>t</w:t>
-        </w:r>
-        <w:r>
-          <w:rPr>
-            <w:rStyle w:val="Hyperlink"/>
-            <w:noProof/>
-          </w:rPr>
-          <w:t>end</w:t>
+          <w:t>Frameworks Frontend</w:t>
         </w:r>
         <w:r>
           <w:rPr>
@@ -650,21 +644,7 @@
             <w:rStyle w:val="Hyperlink"/>
             <w:noProof/>
           </w:rPr>
-          <w:t>Frame</w:t>
-        </w:r>
-        <w:r>
-          <w:rPr>
-            <w:rStyle w:val="Hyperlink"/>
-            <w:noProof/>
-          </w:rPr>
-          <w:t>w</w:t>
-        </w:r>
-        <w:r>
-          <w:rPr>
-            <w:rStyle w:val="Hyperlink"/>
-            <w:noProof/>
-          </w:rPr>
-          <w:t>orks BACKEND</w:t>
+          <w:t>Frameworks BACKEND</w:t>
         </w:r>
         <w:r>
           <w:rPr>
@@ -756,21 +736,7 @@
             <w:rStyle w:val="Hyperlink"/>
             <w:noProof/>
           </w:rPr>
-          <w:t>FERRAMEN</w:t>
-        </w:r>
-        <w:r>
-          <w:rPr>
-            <w:rStyle w:val="Hyperlink"/>
-            <w:noProof/>
-          </w:rPr>
-          <w:t>T</w:t>
-        </w:r>
-        <w:r>
-          <w:rPr>
-            <w:rStyle w:val="Hyperlink"/>
-            <w:noProof/>
-          </w:rPr>
-          <w:t>AS DE IA</w:t>
+          <w:t>FERRAMENTAS DE IA</w:t>
         </w:r>
         <w:r>
           <w:rPr>
@@ -1049,21 +1015,7 @@
           <w:b/>
           <w:bCs w:val="0"/>
         </w:rPr>
-        <w:t>US0</w:t>
-      </w:r>
-      <w:r>
-        <w:rPr>
-          <w:b/>
-          <w:bCs w:val="0"/>
-        </w:rPr>
-        <w:t>3</w:t>
-      </w:r>
-      <w:r>
-        <w:rPr>
-          <w:b/>
-          <w:bCs w:val="0"/>
-        </w:rPr>
-        <w:t xml:space="preserve"> – Angular</w:t>
+        <w:t>US03 – Angular</w:t>
       </w:r>
     </w:p>
     <w:p>
@@ -1085,7 +1037,11 @@
       </w:r>
       <w:proofErr w:type="spellEnd"/>
       <w:r>
-        <w:t xml:space="preserve"> e organiza a aplicação por meio de componentes reutilizáveis, facilitando a manutenção do código. Também oferece recursos como roteamento, </w:t>
+        <w:t xml:space="preserve"> e organiza a aplicação por meio de componentes reutilizáveis, facilitando a manutenção do </w:t>
+      </w:r>
+      <w:r>
+        <w:lastRenderedPageBreak/>
+        <w:t xml:space="preserve">código. Também oferece recursos como roteamento, </w:t>
       </w:r>
       <w:proofErr w:type="spellStart"/>
       <w:r>
@@ -1279,16 +1235,7 @@
           <w:bCs/>
           <w:caps/>
         </w:rPr>
-        <w:t xml:space="preserve">Frameworks </w:t>
-      </w:r>
-      <w:r>
-        <w:rPr>
-          <w:rStyle w:val="Ttulo1Char"/>
-          <w:b/>
-          <w:bCs/>
-          <w:caps/>
-        </w:rPr>
-        <w:t>BACKEND</w:t>
+        <w:t>Frameworks BACKEND</w:t>
       </w:r>
       <w:bookmarkEnd w:id="2"/>
     </w:p>
@@ -1318,21 +1265,7 @@
           <w:b/>
           <w:bCs w:val="0"/>
         </w:rPr>
-        <w:t xml:space="preserve">US01 – </w:t>
-      </w:r>
-      <w:r>
-        <w:rPr>
-          <w:b/>
-          <w:bCs w:val="0"/>
-        </w:rPr>
-        <w:t>Node</w:t>
-      </w:r>
-      <w:r>
-        <w:rPr>
-          <w:b/>
-          <w:bCs w:val="0"/>
-        </w:rPr>
-        <w:t>.js</w:t>
+        <w:t>US01 – Node.js</w:t>
       </w:r>
     </w:p>
     <w:p>
@@ -1355,7 +1288,11 @@
         <w:t xml:space="preserve">Num projeto para criação de questionários por exemplo, poderia </w:t>
       </w:r>
       <w:r>
-        <w:t>ser usado para criar a parte interna do sistema, registrar respostas, controlar senhas, conectar ao banco de dados e fornecer dados para relatórios e dashboards.</w:t>
+        <w:t xml:space="preserve">ser usado para criar a parte interna </w:t>
+      </w:r>
+      <w:r>
+        <w:lastRenderedPageBreak/>
+        <w:t>do sistema, registrar respostas, controlar senhas, conectar ao banco de dados e fornecer dados para relatórios e dashboards.</w:t>
       </w:r>
     </w:p>
     <w:p>
@@ -1476,14 +1413,7 @@
           <w:b/>
           <w:bCs w:val="0"/>
         </w:rPr>
-        <w:t>D</w:t>
-      </w:r>
-      <w:r>
-        <w:rPr>
-          <w:b/>
-          <w:bCs w:val="0"/>
-        </w:rPr>
-        <w:t>jango</w:t>
+        <w:t>Django</w:t>
       </w:r>
     </w:p>
     <w:p>
@@ -1680,6 +1610,7 @@
         <w:ind w:firstLine="0"/>
       </w:pPr>
       <w:r>
+        <w:lastRenderedPageBreak/>
         <w:t xml:space="preserve">O ChatGPT </w:t>
       </w:r>
       <w:proofErr w:type="spellStart"/>
@@ -7064,6 +6995,7 @@
   <w:style w:type="character" w:default="1" w:styleId="Fontepargpadro">
     <w:name w:val="Default Paragraph Font"/>
     <w:uiPriority w:val="1"/>
+    <w:semiHidden/>
     <w:unhideWhenUsed/>
   </w:style>
   <w:style w:type="table" w:default="1" w:styleId="Tabelanormal">
@@ -8496,27 +8428,6 @@
 </file>
 
 <file path=customXml/item1.xml><?xml version="1.0" encoding="utf-8"?>
-<p:properties xmlns:p="http://schemas.microsoft.com/office/2006/metadata/properties" xmlns:xsi="http://www.w3.org/2001/XMLSchema-instance" xmlns:pc="http://schemas.microsoft.com/office/infopath/2007/PartnerControls">
-  <documentManagement>
-    <_activity xmlns="4e353e92-92f3-44c9-9581-cca572c7ce89" xsi:nil="true"/>
-  </documentManagement>
-</p:properties>
-</file>
-
-<file path=customXml/item2.xml><?xml version="1.0" encoding="utf-8"?>
-<?mso-contentType ?>
-<FormTemplates xmlns="http://schemas.microsoft.com/sharepoint/v3/contenttype/forms">
-  <Display>DocumentLibraryForm</Display>
-  <Edit>DocumentLibraryForm</Edit>
-  <New>DocumentLibraryForm</New>
-</FormTemplates>
-</file>
-
-<file path=customXml/item3.xml><?xml version="1.0" encoding="utf-8"?>
-<b:Sources xmlns:b="http://schemas.openxmlformats.org/officeDocument/2006/bibliography" xmlns="http://schemas.openxmlformats.org/officeDocument/2006/bibliography" SelectedStyle="\APASixthEditionOfficeOnline.xsl" StyleName="APA" Version="6"/>
-</file>
-
-<file path=customXml/item4.xml><?xml version="1.0" encoding="utf-8"?>
 <ct:contentTypeSchema xmlns:ct="http://schemas.microsoft.com/office/2006/metadata/contentType" xmlns:ma="http://schemas.microsoft.com/office/2006/metadata/properties/metaAttributes" ct:_="" ma:_="" ma:contentTypeName="Document" ma:contentTypeID="0x010100FA5016A8F703884D9609384DF312AA54" ma:contentTypeVersion="18" ma:contentTypeDescription="Create a new document." ma:contentTypeScope="" ma:versionID="93d902ebb91342aae9a9af735b47cafe">
   <xsd:schema xmlns:xsd="http://www.w3.org/2001/XMLSchema" xmlns:xs="http://www.w3.org/2001/XMLSchema" xmlns:p="http://schemas.microsoft.com/office/2006/metadata/properties" xmlns:ns3="011cce0a-f3ec-4cf7-b2fc-12cedbd348a2" xmlns:ns4="4e353e92-92f3-44c9-9581-cca572c7ce89" targetNamespace="http://schemas.microsoft.com/office/2006/metadata/properties" ma:root="true" ma:fieldsID="c49116e8629a711e0441ceebd4ddf5c4" ns3:_="" ns4:_="">
     <xsd:import namespace="011cce0a-f3ec-4cf7-b2fc-12cedbd348a2"/>
@@ -8769,33 +8680,28 @@
 </ct:contentTypeSchema>
 </file>
 
-<file path=customXml/itemProps1.xml><?xml version="1.0" encoding="utf-8"?>
-<ds:datastoreItem xmlns:ds="http://schemas.openxmlformats.org/officeDocument/2006/customXml" ds:itemID="{7489EB3C-CC50-45EF-867F-0A64F0D02F72}">
-  <ds:schemaRefs>
-    <ds:schemaRef ds:uri="http://schemas.microsoft.com/office/2006/metadata/properties"/>
-    <ds:schemaRef ds:uri="http://schemas.microsoft.com/office/infopath/2007/PartnerControls"/>
-    <ds:schemaRef ds:uri="4e353e92-92f3-44c9-9581-cca572c7ce89"/>
-  </ds:schemaRefs>
-</ds:datastoreItem>
+<file path=customXml/item2.xml><?xml version="1.0" encoding="utf-8"?>
+<b:Sources xmlns:b="http://schemas.openxmlformats.org/officeDocument/2006/bibliography" xmlns="http://schemas.openxmlformats.org/officeDocument/2006/bibliography" SelectedStyle="\APASixthEditionOfficeOnline.xsl" StyleName="APA" Version="6"/>
 </file>
 
-<file path=customXml/itemProps2.xml><?xml version="1.0" encoding="utf-8"?>
-<ds:datastoreItem xmlns:ds="http://schemas.openxmlformats.org/officeDocument/2006/customXml" ds:itemID="{77207187-20E7-47FD-B5C4-8CCA2ED3B18E}">
-  <ds:schemaRefs>
-    <ds:schemaRef ds:uri="http://schemas.microsoft.com/sharepoint/v3/contenttype/forms"/>
-  </ds:schemaRefs>
-</ds:datastoreItem>
+<file path=customXml/item3.xml><?xml version="1.0" encoding="utf-8"?>
+<?mso-contentType ?>
+<FormTemplates xmlns="http://schemas.microsoft.com/sharepoint/v3/contenttype/forms">
+  <Display>DocumentLibraryForm</Display>
+  <Edit>DocumentLibraryForm</Edit>
+  <New>DocumentLibraryForm</New>
+</FormTemplates>
 </file>
 
-<file path=customXml/itemProps3.xml><?xml version="1.0" encoding="utf-8"?>
-<ds:datastoreItem xmlns:ds="http://schemas.openxmlformats.org/officeDocument/2006/customXml" ds:itemID="{413A5662-96E9-4D8A-8C6E-9449458723C4}">
-  <ds:schemaRefs>
-    <ds:schemaRef ds:uri="http://schemas.openxmlformats.org/officeDocument/2006/bibliography"/>
-  </ds:schemaRefs>
-</ds:datastoreItem>
+<file path=customXml/item4.xml><?xml version="1.0" encoding="utf-8"?>
+<p:properties xmlns:p="http://schemas.microsoft.com/office/2006/metadata/properties" xmlns:xsi="http://www.w3.org/2001/XMLSchema-instance" xmlns:pc="http://schemas.microsoft.com/office/infopath/2007/PartnerControls">
+  <documentManagement>
+    <_activity xmlns="4e353e92-92f3-44c9-9581-cca572c7ce89" xsi:nil="true"/>
+  </documentManagement>
+</p:properties>
 </file>
 
-<file path=customXml/itemProps4.xml><?xml version="1.0" encoding="utf-8"?>
+<file path=customXml/itemProps1.xml><?xml version="1.0" encoding="utf-8"?>
 <ds:datastoreItem xmlns:ds="http://schemas.openxmlformats.org/officeDocument/2006/customXml" ds:itemID="{9D8C427F-018D-4EF9-B3EE-27D3269D27CA}">
   <ds:schemaRefs>
     <ds:schemaRef ds:uri="http://schemas.microsoft.com/office/2006/metadata/contentType"/>
@@ -8812,4 +8718,30 @@
     <ds:schemaRef ds:uri="http://schemas.microsoft.com/internal/obd"/>
   </ds:schemaRefs>
 </ds:datastoreItem>
+</file>
+
+<file path=customXml/itemProps2.xml><?xml version="1.0" encoding="utf-8"?>
+<ds:datastoreItem xmlns:ds="http://schemas.openxmlformats.org/officeDocument/2006/customXml" ds:itemID="{413A5662-96E9-4D8A-8C6E-9449458723C4}">
+  <ds:schemaRefs>
+    <ds:schemaRef ds:uri="http://schemas.openxmlformats.org/officeDocument/2006/bibliography"/>
+  </ds:schemaRefs>
+</ds:datastoreItem>
+</file>
+
+<file path=customXml/itemProps3.xml><?xml version="1.0" encoding="utf-8"?>
+<ds:datastoreItem xmlns:ds="http://schemas.openxmlformats.org/officeDocument/2006/customXml" ds:itemID="{77207187-20E7-47FD-B5C4-8CCA2ED3B18E}">
+  <ds:schemaRefs>
+    <ds:schemaRef ds:uri="http://schemas.microsoft.com/sharepoint/v3/contenttype/forms"/>
+  </ds:schemaRefs>
+</ds:datastoreItem>
+</file>
+
+<file path=customXml/itemProps4.xml><?xml version="1.0" encoding="utf-8"?>
+<ds:datastoreItem xmlns:ds="http://schemas.openxmlformats.org/officeDocument/2006/customXml" ds:itemID="{7489EB3C-CC50-45EF-867F-0A64F0D02F72}">
+  <ds:schemaRefs>
+    <ds:schemaRef ds:uri="http://schemas.microsoft.com/office/2006/metadata/properties"/>
+    <ds:schemaRef ds:uri="http://schemas.microsoft.com/office/infopath/2007/PartnerControls"/>
+    <ds:schemaRef ds:uri="4e353e92-92f3-44c9-9581-cca572c7ce89"/>
+  </ds:schemaRefs>
+</ds:datastoreItem>
 </file>